--- a/docs/report/FixFirst_Report_v0.1_20260929.docx
+++ b/docs/report/FixFirst_Report_v0.1_20260929.docx
@@ -881,7 +881,13 @@
               <w:pStyle w:val="Compact"/>
             </w:pPr>
             <w:r>
-              <w:t xml:space="preserve">docs/ARCHITECTURE.md</w:t>
+              <w:t xml:space="preserve">docs/ARCHITECTURE.md,</w:t>
+            </w:r>
+            <w:r>
+              <w:t xml:space="preserve"> </w:t>
+            </w:r>
+            <w:r>
+              <w:t xml:space="preserve">“Rule base”</w:t>
             </w:r>
           </w:p>
         </w:tc>
@@ -916,13 +922,25 @@
               <w:pStyle w:val="Compact"/>
             </w:pPr>
             <w:r>
-              <w:rPr>
-                <w:rFonts w:hint="eastAsia"/>
-              </w:rPr>
-              <w:t xml:space="preserve">docs/技术原理详解.md</w:t>
-            </w:r>
-            <w:r>
-              <w:t xml:space="preserve"> §5</w:t>
+              <w:t xml:space="preserve">docs/ARCHITECTURE.md,</w:t>
+            </w:r>
+            <w:r>
+              <w:t xml:space="preserve"> </w:t>
+            </w:r>
+            <w:r>
+              <w:t xml:space="preserve">“Knowledge base”</w:t>
+            </w:r>
+            <w:r>
+              <w:t xml:space="preserve"> </w:t>
+            </w:r>
+            <w:r>
+              <w:t xml:space="preserve">and</w:t>
+            </w:r>
+            <w:r>
+              <w:t xml:space="preserve"> </w:t>
+            </w:r>
+            <w:r>
+              <w:t xml:space="preserve">“Evidence graph”</w:t>
             </w:r>
           </w:p>
         </w:tc>
@@ -957,13 +975,16 @@
               <w:pStyle w:val="Compact"/>
             </w:pPr>
             <w:r>
-              <w:rPr>
-                <w:rFonts w:hint="eastAsia"/>
-              </w:rPr>
-              <w:t xml:space="preserve">docs/技术原理详解.md</w:t>
-            </w:r>
-            <w:r>
-              <w:t xml:space="preserve"> §4, §8</w:t>
+              <w:t xml:space="preserve">docs/ARCHITECTURE.md,</w:t>
+            </w:r>
+            <w:r>
+              <w:t xml:space="preserve"> </w:t>
+            </w:r>
+            <w:r>
+              <w:t xml:space="preserve">“One troubleshooting round”</w:t>
+            </w:r>
+            <w:r>
+              <w:t xml:space="preserve">, steps 2 and 5</w:t>
             </w:r>
           </w:p>
         </w:tc>
@@ -1004,13 +1025,13 @@
               <w:pStyle w:val="Compact"/>
             </w:pPr>
             <w:r>
-              <w:rPr>
-                <w:rFonts w:hint="eastAsia"/>
-              </w:rPr>
-              <w:t xml:space="preserve">docs/技术原理详解.md</w:t>
-            </w:r>
-            <w:r>
-              <w:t xml:space="preserve"> §9.3</w:t>
+              <w:t xml:space="preserve">docs/ARCHITECTURE.md,</w:t>
+            </w:r>
+            <w:r>
+              <w:t xml:space="preserve"> </w:t>
+            </w:r>
+            <w:r>
+              <w:t xml:space="preserve">“Finding a release that works”</w:t>
             </w:r>
           </w:p>
         </w:tc>
@@ -1055,16 +1076,22 @@
         <w:pStyle w:val="FirstParagraph"/>
       </w:pPr>
       <w:r>
-        <w:t xml:space="preserve">[PLACEHOLDER: contents with counts </w:t>
-      </w:r>
-      <w:r>
-        <w:rPr>
-          <w:rFonts w:hint="eastAsia"/>
-        </w:rPr>
-        <w:t xml:space="preserve">(docs/技术原理详解.md</w:t>
-      </w:r>
-      <w:r>
-        <w:t xml:space="preserve"> §5.1), how it is queried, sources.]</w:t>
+        <w:t xml:space="preserve">[PLACEHOLDER: contents with counts (docs/ARCHITECTURE.md,</w:t>
+      </w:r>
+      <w:r>
+        <w:t xml:space="preserve"> </w:t>
+      </w:r>
+      <w:r>
+        <w:t xml:space="preserve">“Knowledge base”</w:t>
+      </w:r>
+      <w:r>
+        <w:t xml:space="preserve">; technical guide §5.1),</w:t>
+      </w:r>
+      <w:r>
+        <w:t xml:space="preserve"> </w:t>
+      </w:r>
+      <w:r>
+        <w:t xml:space="preserve">how it is queried, sources.]</w:t>
       </w:r>
     </w:p>
     <w:bookmarkEnd w:id="18"/>
@@ -1430,18 +1457,18 @@
               <w:pStyle w:val="Compact"/>
             </w:pPr>
             <w:r>
-              <w:t xml:space="preserve">Behaviour changes, two-layer faults</w:t>
-            </w:r>
-          </w:p>
-        </w:tc>
-        <w:tc>
-          <w:tcPr/>
-          <w:p>
-            <w:pPr>
-              <w:pStyle w:val="Compact"/>
-            </w:pPr>
-            <w:r>
-              <w:t xml:space="preserve">Evaluation only</w:t>
+              <w:t xml:space="preserve">Behaviour changes, two-layer faults; rules H07 and H08 were written after seeing them</w:t>
+            </w:r>
+          </w:p>
+        </w:tc>
+        <w:tc>
+          <w:tcPr/>
+          <w:p>
+            <w:pPr>
+              <w:pStyle w:val="Compact"/>
+            </w:pPr>
+            <w:r>
+              <w:t xml:space="preserve">Development: never used to train the tree, and not held-out evidence even when re-run after the freeze</w:t>
             </w:r>
           </w:p>
         </w:tc>
@@ -1498,7 +1525,7 @@
               <w:pStyle w:val="Compact"/>
             </w:pPr>
             <w:r>
-              <w:t xml:space="preserve">Evaluation only</w:t>
+              <w:t xml:space="preserve">Evaluation of ordering; built by the team before the freeze, so not held out</w:t>
             </w:r>
           </w:p>
         </w:tc>
@@ -2168,7 +2195,13 @@
         <w:t xml:space="preserve"> </w:t>
       </w:r>
       <w:r>
-        <w:t xml:space="preserve">separately; which results are development results.]</w:t>
+        <w:t xml:space="preserve">separately as development results (H07 and H08 were written after seeing them); which other</w:t>
+      </w:r>
+      <w:r>
+        <w:t xml:space="preserve"> </w:t>
+      </w:r>
+      <w:r>
+        <w:t xml:space="preserve">results are development results. Only the new real projects are held out.]</w:t>
       </w:r>
     </w:p>
     <w:bookmarkEnd w:id="27"/>
@@ -2364,16 +2397,7 @@
         <w:pStyle w:val="FirstParagraph"/>
       </w:pPr>
       <w:r>
-        <w:t xml:space="preserve">[PLACEHOLDER: start from </w:t>
-      </w:r>
-      <w:r>
-        <w:rPr>
-          <w:rFonts w:hint="eastAsia"/>
-        </w:rPr>
-        <w:t xml:space="preserve">docs/技术原理详解.md</w:t>
-      </w:r>
-      <w:r>
-        <w:t xml:space="preserve"> §11 and the problems found after the freeze.]</w:t>
+        <w:t xml:space="preserve">[PLACEHOLDER: start from technical guide §11 and the problems found after the freeze.]</w:t>
       </w:r>
     </w:p>
     <w:bookmarkEnd w:id="36"/>
